--- a/Project_Report.docx
+++ b/Project_Report.docx
@@ -4,16 +4,27 @@
   <w:body>
     <w:p>
       <w:pPr>
-        <w:pStyle w:val="36"/>
+        <w:jc w:val="center"/>
         <w:rPr>
+          <w:rFonts w:hint="default"/>
+          <w:b w:val="0"/>
+          <w:i w:val="0"/>
           <w:color w:val="auto"/>
+          <w:lang w:val="en-US"/>
         </w:rPr>
       </w:pPr>
       <w:r>
         <w:rPr>
+          <w:rFonts w:hint="default"/>
+          <w:b/>
+          <w:bCs/>
+          <w:i w:val="0"/>
           <w:color w:val="auto"/>
+          <w:sz w:val="52"/>
+          <w:szCs w:val="52"/>
+          <w:lang w:val="en-US"/>
         </w:rPr>
-        <w:t>Project Report: MARL-Packet Router</w:t>
+        <w:t>Project Report</w:t>
       </w:r>
     </w:p>
     <w:p>
@@ -26,7 +37,8 @@
       </w:pPr>
       <w:r>
         <w:rPr>
-          <w:b w:val="0"/>
+          <w:b/>
+          <w:bCs/>
           <w:i w:val="0"/>
           <w:color w:val="auto"/>
         </w:rPr>
@@ -51,11 +63,20 @@
       </w:pPr>
       <w:r>
         <w:rPr>
+          <w:b/>
+          <w:bCs/>
+          <w:i w:val="0"/>
+          <w:color w:val="auto"/>
+        </w:rPr>
+        <w:t xml:space="preserve">Course: </w:t>
+      </w:r>
+      <w:r>
+        <w:rPr>
           <w:b w:val="0"/>
           <w:i w:val="0"/>
           <w:color w:val="auto"/>
         </w:rPr>
-        <w:t>Course: Artificial Intelligence</w:t>
+        <w:t>Artificial Intelligence</w:t>
       </w:r>
     </w:p>
     <w:p>
@@ -68,9 +89,12 @@
           <w:lang w:val="en-US"/>
         </w:rPr>
       </w:pPr>
+      <w:bookmarkStart w:id="0" w:name="_GoBack"/>
+      <w:bookmarkEnd w:id="0"/>
       <w:r>
         <w:rPr>
-          <w:b w:val="0"/>
+          <w:b/>
+          <w:bCs/>
           <w:i w:val="0"/>
           <w:color w:val="auto"/>
         </w:rPr>
@@ -97,11 +121,20 @@
       </w:pPr>
       <w:r>
         <w:rPr>
+          <w:b/>
+          <w:bCs/>
+          <w:i w:val="0"/>
+          <w:color w:val="auto"/>
+        </w:rPr>
+        <w:t>Submission Date:</w:t>
+      </w:r>
+      <w:r>
+        <w:rPr>
           <w:b w:val="0"/>
           <w:i w:val="0"/>
           <w:color w:val="auto"/>
         </w:rPr>
-        <w:t xml:space="preserve">Submission Date: </w:t>
+        <w:t xml:space="preserve"> </w:t>
       </w:r>
       <w:r>
         <w:rPr>
@@ -127,8 +160,6 @@
         </w:rPr>
         <w:t>2. Introduction</w:t>
       </w:r>
-      <w:bookmarkStart w:id="0" w:name="_GoBack"/>
-      <w:bookmarkEnd w:id="0"/>
     </w:p>
     <w:p>
       <w:pPr>
